--- a/testakten/arbeitsrecht-kuendigungsdrama-koerber-werk/16_befristungsanteil_senior_advisor.docx
+++ b/testakten/arbeitsrecht-kuendigungsdrama-koerber-werk/16_befristungsanteil_senior_advisor.docx
@@ -5,36 +5,48 @@
     <w:p>
       <w:pPr>
         <w:pStyle w:val="Heading1"/>
+        <w:spacing w:after="160" w:line="259" w:lineRule="auto"/>
       </w:pPr>
       <w:r>
         <w:rPr>
           <w:rFonts w:ascii="Times New Roman" w:hAnsi="Times New Roman"/>
+          <w:b/>
+          <w:sz w:val="28"/>
         </w:rPr>
         <w:t>Senior-Advisor-Befristung — TzBfG-Analyse und Entfristungsklage-Überlegungen</w:t>
       </w:r>
     </w:p>
     <w:p>
       <w:pPr>
+        <w:spacing w:line="259" w:lineRule="auto" w:after="60"/>
         <w:jc w:val="left"/>
       </w:pPr>
       <w:r>
         <w:t>Internes Arbeitsvermerk. Stand 05.06.2025. RA Dr. Jonas Reuß.</w:t>
       </w:r>
     </w:p>
-    <w:p/>
+    <w:p>
+      <w:pPr>
+        <w:spacing w:line="259" w:lineRule="auto" w:after="60"/>
+      </w:pPr>
+    </w:p>
     <w:p>
       <w:pPr>
         <w:pStyle w:val="Heading2"/>
+        <w:spacing w:before="120" w:after="60" w:line="259" w:lineRule="auto"/>
       </w:pPr>
       <w:r>
         <w:rPr>
           <w:rFonts w:ascii="Times New Roman" w:hAnsi="Times New Roman"/>
+          <w:b/>
+          <w:sz w:val="22"/>
         </w:rPr>
         <w:t>1. Sachverhalt (Vertragskette)</w:t>
       </w:r>
     </w:p>
     <w:p>
       <w:pPr>
+        <w:spacing w:line="259" w:lineRule="auto" w:after="60"/>
         <w:jc w:val="left"/>
       </w:pPr>
       <w:r>
@@ -43,11 +55,14 @@
     </w:p>
     <w:p>
       <w:pPr>
+        <w:spacing w:before="120" w:after="60" w:line="259" w:lineRule="auto"/>
         <w:jc w:val="left"/>
       </w:pPr>
       <w:r>
         <w:rPr>
+          <w:rFonts w:ascii="Times New Roman" w:hAnsi="Times New Roman"/>
           <w:b/>
+          <w:sz w:val="22"/>
         </w:rPr>
         <w:t>Verlängerungskette:</w:t>
       </w:r>
@@ -503,14 +518,21 @@
         </w:tc>
       </w:tr>
     </w:tbl>
-    <w:p/>
+    <w:p>
+      <w:pPr>
+        <w:spacing w:line="259" w:lineRule="auto" w:after="60"/>
+      </w:pPr>
+    </w:p>
     <w:p>
       <w:pPr>
         <w:pStyle w:val="Heading2"/>
+        <w:spacing w:before="120" w:after="60" w:line="259" w:lineRule="auto"/>
       </w:pPr>
       <w:r>
         <w:rPr>
           <w:rFonts w:ascii="Times New Roman" w:hAnsi="Times New Roman"/>
+          <w:b/>
+          <w:sz w:val="22"/>
         </w:rPr>
         <w:t>2. Rechtliche Analyse</w:t>
       </w:r>
@@ -518,6 +540,7 @@
     <w:p>
       <w:pPr>
         <w:pStyle w:val="Heading3"/>
+        <w:spacing w:line="259" w:lineRule="auto" w:after="60"/>
       </w:pPr>
       <w:r>
         <w:rPr>
@@ -528,6 +551,7 @@
     </w:p>
     <w:p>
       <w:pPr>
+        <w:spacing w:line="259" w:lineRule="auto" w:after="60"/>
         <w:jc w:val="left"/>
       </w:pPr>
       <w:r>
@@ -536,6 +560,7 @@
     </w:p>
     <w:p>
       <w:pPr>
+        <w:spacing w:line="259" w:lineRule="auto" w:after="60"/>
         <w:jc w:val="left"/>
       </w:pPr>
       <w:r>
@@ -544,6 +569,7 @@
     </w:p>
     <w:p>
       <w:pPr>
+        <w:spacing w:line="259" w:lineRule="auto" w:after="60"/>
         <w:jc w:val="left"/>
       </w:pPr>
       <w:r>
@@ -558,6 +584,7 @@
     </w:p>
     <w:p>
       <w:pPr>
+        <w:spacing w:line="259" w:lineRule="auto" w:after="60"/>
         <w:jc w:val="left"/>
       </w:pPr>
       <w:r>
@@ -573,6 +600,7 @@
     <w:p>
       <w:pPr>
         <w:pStyle w:val="Heading3"/>
+        <w:spacing w:line="259" w:lineRule="auto" w:after="60"/>
       </w:pPr>
       <w:r>
         <w:rPr>
@@ -583,6 +611,7 @@
     </w:p>
     <w:p>
       <w:pPr>
+        <w:spacing w:line="259" w:lineRule="auto" w:after="60"/>
         <w:jc w:val="left"/>
       </w:pPr>
       <w:r>
@@ -591,6 +620,7 @@
     </w:p>
     <w:p>
       <w:pPr>
+        <w:spacing w:line="259" w:lineRule="auto" w:after="60"/>
         <w:jc w:val="left"/>
       </w:pPr>
       <w:r>
@@ -600,6 +630,7 @@
     <w:p>
       <w:pPr>
         <w:pStyle w:val="Heading3"/>
+        <w:spacing w:line="259" w:lineRule="auto" w:after="60"/>
       </w:pPr>
       <w:r>
         <w:rPr>
@@ -610,6 +641,7 @@
     </w:p>
     <w:p>
       <w:pPr>
+        <w:spacing w:line="259" w:lineRule="auto" w:after="60"/>
         <w:jc w:val="left"/>
       </w:pPr>
       <w:r>
@@ -618,6 +650,7 @@
     </w:p>
     <w:p>
       <w:pPr>
+        <w:spacing w:line="259" w:lineRule="auto" w:after="60"/>
         <w:jc w:val="left"/>
       </w:pPr>
       <w:r>
@@ -627,6 +660,7 @@
     <w:p>
       <w:pPr>
         <w:pStyle w:val="ListNumber"/>
+        <w:spacing w:line="259" w:lineRule="auto" w:after="60"/>
       </w:pPr>
       <w:r>
         <w:rPr>
@@ -641,6 +675,7 @@
     <w:p>
       <w:pPr>
         <w:pStyle w:val="ListNumber"/>
+        <w:spacing w:line="259" w:lineRule="auto" w:after="60"/>
       </w:pPr>
       <w:r>
         <w:rPr>
@@ -655,6 +690,7 @@
     <w:p>
       <w:pPr>
         <w:pStyle w:val="ListNumber"/>
+        <w:spacing w:line="259" w:lineRule="auto" w:after="60"/>
       </w:pPr>
       <w:r>
         <w:rPr>
@@ -666,10 +702,15 @@
         <w:t xml:space="preserve"> Die Geltendmachung des TzBfG-Verstoßes zeigt, dass die Kanzlei alle Streitstränge im Blick hat.</w:t>
       </w:r>
     </w:p>
-    <w:p/>
+    <w:p>
+      <w:pPr>
+        <w:spacing w:line="259" w:lineRule="auto" w:after="60"/>
+      </w:pPr>
+    </w:p>
     <w:p>
       <w:pPr>
         <w:pStyle w:val="Heading2"/>
+        <w:spacing w:line="259" w:lineRule="auto" w:after="60"/>
       </w:pPr>
       <w:r>
         <w:rPr>
@@ -680,6 +721,7 @@
     </w:p>
     <w:p>
       <w:pPr>
+        <w:spacing w:line="259" w:lineRule="auto" w:after="60"/>
         <w:jc w:val="left"/>
       </w:pPr>
       <w:r>
@@ -688,6 +730,7 @@
     </w:p>
     <w:p>
       <w:pPr>
+        <w:spacing w:line="259" w:lineRule="auto" w:after="60"/>
         <w:jc w:val="left"/>
       </w:pPr>
       <w:r>
@@ -696,16 +739,22 @@
     </w:p>
     <w:p>
       <w:pPr>
+        <w:spacing w:line="259" w:lineRule="auto" w:after="60"/>
         <w:jc w:val="left"/>
       </w:pPr>
       <w:r>
         <w:t>Da das Arbeitsverhältnis formal noch bis 31.12.2025 läuft und Körber noch beschäftigt ist, besteht kein akuter Fristdruck für eine separate TzBfG-Klage. Gleichwohl sollte der Antrag in die Hauptklage (KSchG) aufgenommen werden, um den Streitwert zu hebeln.</w:t>
       </w:r>
     </w:p>
-    <w:p/>
+    <w:p>
+      <w:pPr>
+        <w:spacing w:line="259" w:lineRule="auto" w:after="60"/>
+      </w:pPr>
+    </w:p>
     <w:p>
       <w:pPr>
         <w:pStyle w:val="Heading2"/>
+        <w:spacing w:line="259" w:lineRule="auto" w:after="60"/>
       </w:pPr>
       <w:r>
         <w:rPr>
@@ -716,6 +765,7 @@
     </w:p>
     <w:p>
       <w:pPr>
+        <w:spacing w:line="259" w:lineRule="auto" w:after="60"/>
         <w:jc w:val="left"/>
       </w:pPr>
       <w:r>
@@ -724,6 +774,7 @@
     </w:p>
     <w:p>
       <w:pPr>
+        <w:spacing w:line="259" w:lineRule="auto" w:after="60"/>
         <w:jc w:val="left"/>
       </w:pPr>
       <w:r>
@@ -732,6 +783,7 @@
     </w:p>
     <w:p>
       <w:pPr>
+        <w:spacing w:line="259" w:lineRule="auto" w:after="60"/>
         <w:jc w:val="left"/>
       </w:pPr>
       <w:r>
@@ -742,13 +794,58 @@
       </w:r>
     </w:p>
     <w:sectPr>
+      <w:headerReference w:type="default" r:id="rId9"/>
+      <w:footerReference w:type="default" r:id="rId10"/>
       <w:pgSz w:w="11906" w:h="16838"/>
-      <w:pgMar w:top="1417" w:right="1417" w:bottom="1417" w:left="1417" w:header="720" w:footer="720" w:gutter="0"/>
+      <w:pgMar w:top="1191" w:right="1247" w:bottom="1134" w:left="1361" w:header="720" w:footer="720" w:gutter="0"/>
       <w:cols w:space="720"/>
       <w:docGrid w:linePitch="360"/>
     </w:sectPr>
   </w:body>
 </w:document>
+</file>
+
+<file path=word/footer1.xml><?xml version="1.0" encoding="utf-8"?>
+<w:ftr xmlns:m="http://schemas.openxmlformats.org/officeDocument/2006/math" xmlns:mc="http://schemas.openxmlformats.org/markup-compatibility/2006" xmlns:mo="http://schemas.microsoft.com/office/mac/office/2008/main" xmlns:mv="urn:schemas-microsoft-com:mac:vml" xmlns:o="urn:schemas-microsoft-com:office:office" xmlns:r="http://schemas.openxmlformats.org/officeDocument/2006/relationships" xmlns:v="urn:schemas-microsoft-com:vml" xmlns:w10="urn:schemas-microsoft-com:office:word" xmlns:w14="http://schemas.microsoft.com/office/word/2010/wordml" xmlns:w="http://schemas.openxmlformats.org/wordprocessingml/2006/main" xmlns:wne="http://schemas.microsoft.com/office/word/2006/wordml" xmlns:wp14="http://schemas.microsoft.com/office/word/2010/wordprocessingDrawing" xmlns:wp="http://schemas.openxmlformats.org/drawingml/2006/wordprocessingDrawing" xmlns:wpc="http://schemas.microsoft.com/office/word/2010/wordprocessingCanvas" xmlns:wpg="http://schemas.microsoft.com/office/word/2010/wordprocessingGroup" xmlns:wpi="http://schemas.microsoft.com/office/word/2010/wordprocessingInk" xmlns:wps="http://schemas.microsoft.com/office/word/2010/wordprocessingShape" mc:Ignorable="w14 wp14">
+  <w:p>
+    <w:pPr>
+      <w:pStyle w:val="Footer"/>
+      <w:jc w:val="left"/>
+    </w:pPr>
+    <w:r/>
+    <w:r>
+      <w:rPr>
+        <w:rFonts w:ascii="Times New Roman" w:hAnsi="Times New Roman"/>
+        <w:b w:val="0"/>
+        <w:color w:val="777777"/>
+        <w:sz w:val="17"/>
+      </w:rPr>
+      <w:t>Vertraulich | Bearbeitungsstand Juli 2026 | nur zur Aktenbearbeitung</w:t>
+    </w:r>
+  </w:p>
+</w:ftr>
+</file>
+
+<file path=word/header1.xml><?xml version="1.0" encoding="utf-8"?>
+<w:hdr xmlns:m="http://schemas.openxmlformats.org/officeDocument/2006/math" xmlns:mc="http://schemas.openxmlformats.org/markup-compatibility/2006" xmlns:mo="http://schemas.microsoft.com/office/mac/office/2008/main" xmlns:mv="urn:schemas-microsoft-com:mac:vml" xmlns:o="urn:schemas-microsoft-com:office:office" xmlns:r="http://schemas.openxmlformats.org/officeDocument/2006/relationships" xmlns:v="urn:schemas-microsoft-com:vml" xmlns:w10="urn:schemas-microsoft-com:office:word" xmlns:w14="http://schemas.microsoft.com/office/word/2010/wordml" xmlns:w="http://schemas.openxmlformats.org/wordprocessingml/2006/main" xmlns:wne="http://schemas.microsoft.com/office/word/2006/wordml" xmlns:wp14="http://schemas.microsoft.com/office/word/2010/wordprocessingDrawing" xmlns:wp="http://schemas.openxmlformats.org/drawingml/2006/wordprocessingDrawing" xmlns:wpc="http://schemas.microsoft.com/office/word/2010/wordprocessingCanvas" xmlns:wpg="http://schemas.microsoft.com/office/word/2010/wordprocessingGroup" xmlns:wpi="http://schemas.microsoft.com/office/word/2010/wordprocessingInk" xmlns:wps="http://schemas.microsoft.com/office/word/2010/wordprocessingShape" mc:Ignorable="w14 wp14">
+  <w:p>
+    <w:pPr>
+      <w:pStyle w:val="Header"/>
+      <w:jc w:val="left"/>
+    </w:pPr>
+    <w:r/>
+    <w:r>
+      <w:rPr>
+        <w:rFonts w:ascii="Times New Roman" w:hAnsi="Times New Roman"/>
+        <w:b w:val="0"/>
+        <w:i w:val="0"/>
+        <w:color w:val="666666"/>
+        <w:sz w:val="17"/>
+      </w:rPr>
+      <w:t>Klotzkette Rechtsanwaltsgesellschaft mbH | Arbeitsrechtliche Mandatsakte | Bearbeitungsstand Juli 2026</w:t>
+    </w:r>
+  </w:p>
+</w:hdr>
 </file>
 
 <file path=word/numbering.xml><?xml version="1.0" encoding="utf-8"?>
@@ -1465,11 +1562,12 @@
       <w:contextualSpacing/>
     </w:pPr>
     <w:rPr>
-      <w:rFonts w:asciiTheme="majorHAnsi" w:eastAsiaTheme="majorEastAsia" w:hAnsiTheme="majorHAnsi" w:cstheme="majorBidi"/>
+      <w:rFonts w:asciiTheme="majorHAnsi" w:eastAsiaTheme="majorEastAsia" w:hAnsiTheme="majorHAnsi" w:cstheme="majorBidi" w:ascii="Times New Roman" w:hAnsi="Times New Roman"/>
+      <w:b/>
       <w:color w:val="17365D" w:themeColor="text2" w:themeShade="BF"/>
       <w:spacing w:val="5"/>
       <w:kern w:val="28"/>
-      <w:sz w:val="52"/>
+      <w:sz w:val="30"/>
       <w:szCs w:val="52"/>
     </w:rPr>
   </w:style>

--- a/testakten/arbeitsrecht-kuendigungsdrama-koerber-werk/16_befristungsanteil_senior_advisor.docx
+++ b/testakten/arbeitsrecht-kuendigungsdrama-koerber-werk/16_befristungsanteil_senior_advisor.docx
@@ -2,157 +2,46 @@
 <file path=word/document.xml><?xml version="1.0" encoding="utf-8"?>
 <w:document xmlns:wpc="http://schemas.microsoft.com/office/word/2010/wordprocessingCanvas" xmlns:mo="http://schemas.microsoft.com/office/mac/office/2008/main" xmlns:mc="http://schemas.openxmlformats.org/markup-compatibility/2006" xmlns:mv="urn:schemas-microsoft-com:mac:vml" xmlns:o="urn:schemas-microsoft-com:office:office" xmlns:r="http://schemas.openxmlformats.org/officeDocument/2006/relationships" xmlns:m="http://schemas.openxmlformats.org/officeDocument/2006/math" xmlns:v="urn:schemas-microsoft-com:vml" xmlns:wp14="http://schemas.microsoft.com/office/word/2010/wordprocessingDrawing" xmlns:wp="http://schemas.openxmlformats.org/drawingml/2006/wordprocessingDrawing" xmlns:w10="urn:schemas-microsoft-com:office:word" xmlns:w="http://schemas.openxmlformats.org/wordprocessingml/2006/main" xmlns:w14="http://schemas.microsoft.com/office/word/2010/wordml" xmlns:wpg="http://schemas.microsoft.com/office/word/2010/wordprocessingGroup" xmlns:wpi="http://schemas.microsoft.com/office/word/2010/wordprocessingInk" xmlns:wne="http://schemas.microsoft.com/office/word/2006/wordml" xmlns:wps="http://schemas.microsoft.com/office/word/2010/wordprocessingShape" mc:Ignorable="w14 wp14">
   <w:body>
-    <w:p>
-      <w:pPr>
-        <w:pStyle w:val="Heading1"/>
-        <w:spacing w:after="160" w:line="259" w:lineRule="auto"/>
-      </w:pPr>
-      <w:r>
-        <w:rPr>
-          <w:rFonts w:ascii="Times New Roman" w:hAnsi="Times New Roman"/>
-          <w:b/>
-          <w:sz w:val="28"/>
-        </w:rPr>
-        <w:t>Senior-Advisor-Befristung — TzBfG-Analyse und Entfristungsklage-Überlegungen</w:t>
-      </w:r>
-    </w:p>
-    <w:p>
-      <w:pPr>
-        <w:spacing w:line="259" w:lineRule="auto" w:after="60"/>
-        <w:jc w:val="left"/>
-      </w:pPr>
-      <w:r>
-        <w:t>Internes Arbeitsvermerk. Stand 05.06.2025. RA Dr. Jonas Reuß.</w:t>
-      </w:r>
-    </w:p>
-    <w:p>
-      <w:pPr>
-        <w:spacing w:line="259" w:lineRule="auto" w:after="60"/>
-      </w:pPr>
-    </w:p>
-    <w:p>
-      <w:pPr>
-        <w:pStyle w:val="Heading2"/>
-        <w:spacing w:before="120" w:after="60" w:line="259" w:lineRule="auto"/>
-      </w:pPr>
-      <w:r>
-        <w:rPr>
-          <w:rFonts w:ascii="Times New Roman" w:hAnsi="Times New Roman"/>
-          <w:b/>
-          <w:sz w:val="22"/>
-        </w:rPr>
-        <w:t>1. Sachverhalt (Vertragskette)</w:t>
-      </w:r>
-    </w:p>
-    <w:p>
-      <w:pPr>
-        <w:spacing w:line="259" w:lineRule="auto" w:after="60"/>
-        <w:jc w:val="left"/>
-      </w:pPr>
-      <w:r>
-        <w:t>Neben ihrer Haupttätigkeit als Werkleiterin Eberswalde übernahm Körber ab Februar 2023 eine befristete Zusatzfunktion als „Senior Advisor Konzernprozesse" im Umfang von 20 % ihrer vertraglichen Arbeitszeit (8 Stunden/Woche). Grundlage: gesonderte Ergänzungsvereinbarung (Aktenstück 03). Die Vergütung umfasste eine Zulage von 1.200 EUR brutto/Monat.</w:t>
-      </w:r>
-    </w:p>
-    <w:p>
-      <w:pPr>
-        <w:spacing w:before="120" w:after="60" w:line="259" w:lineRule="auto"/>
-        <w:jc w:val="left"/>
-      </w:pPr>
-      <w:r>
-        <w:rPr>
-          <w:rFonts w:ascii="Times New Roman" w:hAnsi="Times New Roman"/>
-          <w:b/>
-          <w:sz w:val="22"/>
-        </w:rPr>
-        <w:t>Verlängerungskette:</w:t>
-      </w:r>
-    </w:p>
     <w:tbl>
       <w:tblPr>
-        <w:tblStyle w:val="TableGrid"/>
         <w:tblW w:type="auto" w:w="0"/>
+        <w:jc w:val="right"/>
+        <w:tblLayout w:type="fixed"/>
         <w:tblLook w:firstColumn="1" w:firstRow="1" w:lastColumn="0" w:lastRow="0" w:noHBand="0" w:noVBand="1" w:val="04A0"/>
       </w:tblPr>
       <w:tblGrid>
-        <w:gridCol w:w="1814"/>
-        <w:gridCol w:w="1814"/>
-        <w:gridCol w:w="1814"/>
-        <w:gridCol w:w="1814"/>
-        <w:gridCol w:w="1814"/>
+        <w:gridCol w:w="4762"/>
+        <w:gridCol w:w="4762"/>
       </w:tblGrid>
       <w:tr>
         <w:tc>
           <w:tcPr>
-            <w:tcW w:type="dxa" w:w="1814"/>
+            <w:tcW w:type="dxa" w:w="1984"/>
+            <w:vAlign w:val="center"/>
           </w:tcPr>
           <w:p>
             <w:r>
               <w:rPr>
-                <w:rFonts w:ascii="Times New Roman" w:hAnsi="Times New Roman"/>
+                <w:rFonts w:ascii="Arial" w:hAnsi="Arial"/>
                 <w:b/>
-                <w:sz w:val="20"/>
+                <w:sz w:val="17"/>
               </w:rPr>
-              <w:t>Nr.</w:t>
+              <w:t>Bearbeitet</w:t>
             </w:r>
           </w:p>
         </w:tc>
         <w:tc>
           <w:tcPr>
-            <w:tcW w:type="dxa" w:w="1814"/>
+            <w:tcW w:type="dxa" w:w="3402"/>
+            <w:vAlign w:val="center"/>
           </w:tcPr>
           <w:p>
             <w:r>
               <w:rPr>
-                <w:rFonts w:ascii="Times New Roman" w:hAnsi="Times New Roman"/>
-                <w:b/>
-                <w:sz w:val="20"/>
+                <w:rFonts w:ascii="Arial" w:hAnsi="Arial"/>
+                <w:sz w:val="17"/>
               </w:rPr>
-              <w:t>Laufzeit</w:t>
-            </w:r>
-          </w:p>
-        </w:tc>
-        <w:tc>
-          <w:tcPr>
-            <w:tcW w:type="dxa" w:w="1814"/>
-          </w:tcPr>
-          <w:p>
-            <w:r>
-              <w:rPr>
-                <w:rFonts w:ascii="Times New Roman" w:hAnsi="Times New Roman"/>
-                <w:b/>
-                <w:sz w:val="20"/>
-              </w:rPr>
-              <w:t>Form</w:t>
-            </w:r>
-          </w:p>
-        </w:tc>
-        <w:tc>
-          <w:tcPr>
-            <w:tcW w:type="dxa" w:w="1814"/>
-          </w:tcPr>
-          <w:p>
-            <w:r>
-              <w:rPr>
-                <w:rFonts w:ascii="Times New Roman" w:hAnsi="Times New Roman"/>
-                <w:b/>
-                <w:sz w:val="20"/>
-              </w:rPr>
-              <w:t>Sachgrund benannt?</w:t>
-            </w:r>
-          </w:p>
-        </w:tc>
-        <w:tc>
-          <w:tcPr>
-            <w:tcW w:type="dxa" w:w="1814"/>
-          </w:tcPr>
-          <w:p>
-            <w:r>
-              <w:rPr>
-                <w:rFonts w:ascii="Times New Roman" w:hAnsi="Times New Roman"/>
-                <w:b/>
-                <w:sz w:val="20"/>
-              </w:rPr>
-              <w:t>Gesamtlaufzeit bis Ende</w:t>
+              <w:t>5. Juni 2025</w:t>
             </w:r>
           </w:p>
         </w:tc>
@@ -160,71 +49,32 @@
       <w:tr>
         <w:tc>
           <w:tcPr>
-            <w:tcW w:type="dxa" w:w="1814"/>
+            <w:tcW w:type="dxa" w:w="1984"/>
+            <w:vAlign w:val="center"/>
           </w:tcPr>
           <w:p>
             <w:r>
               <w:rPr>
-                <w:rFonts w:ascii="Times New Roman" w:hAnsi="Times New Roman"/>
-                <w:sz w:val="20"/>
+                <w:rFonts w:ascii="Arial" w:hAnsi="Arial"/>
+                <w:b/>
+                <w:sz w:val="17"/>
               </w:rPr>
-              <w:t>Ursprungsvertrag</w:t>
+              <w:t>Dokumentenstand</w:t>
             </w:r>
           </w:p>
         </w:tc>
         <w:tc>
           <w:tcPr>
-            <w:tcW w:type="dxa" w:w="1814"/>
+            <w:tcW w:type="dxa" w:w="3402"/>
+            <w:vAlign w:val="center"/>
           </w:tcPr>
           <w:p>
             <w:r>
               <w:rPr>
-                <w:rFonts w:ascii="Times New Roman" w:hAnsi="Times New Roman"/>
-                <w:sz w:val="20"/>
+                <w:rFonts w:ascii="Arial" w:hAnsi="Arial"/>
+                <w:sz w:val="17"/>
               </w:rPr>
-              <w:t>15.02.2023–14.08.2023</w:t>
-            </w:r>
-          </w:p>
-        </w:tc>
-        <w:tc>
-          <w:tcPr>
-            <w:tcW w:type="dxa" w:w="1814"/>
-          </w:tcPr>
-          <w:p>
-            <w:r>
-              <w:rPr>
-                <w:rFonts w:ascii="Times New Roman" w:hAnsi="Times New Roman"/>
-                <w:sz w:val="20"/>
-              </w:rPr>
-              <w:t>schriftlich</w:t>
-            </w:r>
-          </w:p>
-        </w:tc>
-        <w:tc>
-          <w:tcPr>
-            <w:tcW w:type="dxa" w:w="1814"/>
-          </w:tcPr>
-          <w:p>
-            <w:r>
-              <w:rPr>
-                <w:rFonts w:ascii="Times New Roman" w:hAnsi="Times New Roman"/>
-                <w:sz w:val="20"/>
-              </w:rPr>
-              <w:t>nein (§ 14 Abs. 2 TzBfG)</w:t>
-            </w:r>
-          </w:p>
-        </w:tc>
-        <w:tc>
-          <w:tcPr>
-            <w:tcW w:type="dxa" w:w="1814"/>
-          </w:tcPr>
-          <w:p>
-            <w:r>
-              <w:rPr>
-                <w:rFonts w:ascii="Times New Roman" w:hAnsi="Times New Roman"/>
-                <w:sz w:val="20"/>
-              </w:rPr>
-              <w:t>6 Monate</w:t>
+              <w:t>Grundvereinbarung und zwei Verlängerungen</w:t>
             </w:r>
           </w:p>
         </w:tc>
@@ -232,572 +82,128 @@
       <w:tr>
         <w:tc>
           <w:tcPr>
-            <w:tcW w:type="dxa" w:w="1814"/>
+            <w:tcW w:type="dxa" w:w="1984"/>
+            <w:vAlign w:val="center"/>
           </w:tcPr>
           <w:p>
             <w:r>
               <w:rPr>
-                <w:rFonts w:ascii="Times New Roman" w:hAnsi="Times New Roman"/>
-                <w:sz w:val="20"/>
+                <w:rFonts w:ascii="Arial" w:hAnsi="Arial"/>
+                <w:b/>
+                <w:sz w:val="17"/>
               </w:rPr>
-              <w:t>Verlängerung I</w:t>
+              <w:t>Unser Zeichen</w:t>
             </w:r>
           </w:p>
         </w:tc>
         <w:tc>
           <w:tcPr>
-            <w:tcW w:type="dxa" w:w="1814"/>
+            <w:tcW w:type="dxa" w:w="3402"/>
+            <w:vAlign w:val="center"/>
           </w:tcPr>
           <w:p>
             <w:r>
               <w:rPr>
-                <w:rFonts w:ascii="Times New Roman" w:hAnsi="Times New Roman"/>
-                <w:sz w:val="20"/>
+                <w:rFonts w:ascii="Arial" w:hAnsi="Arial"/>
+                <w:sz w:val="17"/>
               </w:rPr>
-              <w:t>15.08.2023–14.02.2024</w:t>
-            </w:r>
-          </w:p>
-        </w:tc>
-        <w:tc>
-          <w:tcPr>
-            <w:tcW w:type="dxa" w:w="1814"/>
-          </w:tcPr>
-          <w:p>
-            <w:r>
-              <w:rPr>
-                <w:rFonts w:ascii="Times New Roman" w:hAnsi="Times New Roman"/>
-                <w:sz w:val="20"/>
-              </w:rPr>
-              <w:t>schriftlich</w:t>
-            </w:r>
-          </w:p>
-        </w:tc>
-        <w:tc>
-          <w:tcPr>
-            <w:tcW w:type="dxa" w:w="1814"/>
-          </w:tcPr>
-          <w:p>
-            <w:r>
-              <w:rPr>
-                <w:rFonts w:ascii="Times New Roman" w:hAnsi="Times New Roman"/>
-                <w:sz w:val="20"/>
-              </w:rPr>
-              <w:t>nein</w:t>
-            </w:r>
-          </w:p>
-        </w:tc>
-        <w:tc>
-          <w:tcPr>
-            <w:tcW w:type="dxa" w:w="1814"/>
-          </w:tcPr>
-          <w:p>
-            <w:r>
-              <w:rPr>
-                <w:rFonts w:ascii="Times New Roman" w:hAnsi="Times New Roman"/>
-                <w:sz w:val="20"/>
-              </w:rPr>
-              <w:t>12 Monate</w:t>
-            </w:r>
-          </w:p>
-        </w:tc>
-      </w:tr>
-      <w:tr>
-        <w:tc>
-          <w:tcPr>
-            <w:tcW w:type="dxa" w:w="1814"/>
-          </w:tcPr>
-          <w:p>
-            <w:r>
-              <w:rPr>
-                <w:rFonts w:ascii="Times New Roman" w:hAnsi="Times New Roman"/>
-                <w:sz w:val="20"/>
-              </w:rPr>
-              <w:t>Verlängerung II</w:t>
-            </w:r>
-          </w:p>
-        </w:tc>
-        <w:tc>
-          <w:tcPr>
-            <w:tcW w:type="dxa" w:w="1814"/>
-          </w:tcPr>
-          <w:p>
-            <w:r>
-              <w:rPr>
-                <w:rFonts w:ascii="Times New Roman" w:hAnsi="Times New Roman"/>
-                <w:sz w:val="20"/>
-              </w:rPr>
-              <w:t>15.02.2024–14.08.2024</w:t>
-            </w:r>
-          </w:p>
-        </w:tc>
-        <w:tc>
-          <w:tcPr>
-            <w:tcW w:type="dxa" w:w="1814"/>
-          </w:tcPr>
-          <w:p>
-            <w:r>
-              <w:rPr>
-                <w:rFonts w:ascii="Times New Roman" w:hAnsi="Times New Roman"/>
-                <w:sz w:val="20"/>
-              </w:rPr>
-              <w:t>schriftlich</w:t>
-            </w:r>
-          </w:p>
-        </w:tc>
-        <w:tc>
-          <w:tcPr>
-            <w:tcW w:type="dxa" w:w="1814"/>
-          </w:tcPr>
-          <w:p>
-            <w:r>
-              <w:rPr>
-                <w:rFonts w:ascii="Times New Roman" w:hAnsi="Times New Roman"/>
-                <w:sz w:val="20"/>
-              </w:rPr>
-              <w:t>nein</w:t>
-            </w:r>
-          </w:p>
-        </w:tc>
-        <w:tc>
-          <w:tcPr>
-            <w:tcW w:type="dxa" w:w="1814"/>
-          </w:tcPr>
-          <w:p>
-            <w:r>
-              <w:rPr>
-                <w:rFonts w:ascii="Times New Roman" w:hAnsi="Times New Roman"/>
-                <w:sz w:val="20"/>
-              </w:rPr>
-              <w:t>18 Monate</w:t>
-            </w:r>
-          </w:p>
-        </w:tc>
-      </w:tr>
-      <w:tr>
-        <w:tc>
-          <w:tcPr>
-            <w:tcW w:type="dxa" w:w="1814"/>
-          </w:tcPr>
-          <w:p>
-            <w:r>
-              <w:rPr>
-                <w:rFonts w:ascii="Times New Roman" w:hAnsi="Times New Roman"/>
-                <w:sz w:val="20"/>
-              </w:rPr>
-              <w:t>Verlängerung III</w:t>
-            </w:r>
-          </w:p>
-        </w:tc>
-        <w:tc>
-          <w:tcPr>
-            <w:tcW w:type="dxa" w:w="1814"/>
-          </w:tcPr>
-          <w:p>
-            <w:r>
-              <w:rPr>
-                <w:rFonts w:ascii="Times New Roman" w:hAnsi="Times New Roman"/>
-                <w:sz w:val="20"/>
-              </w:rPr>
-              <w:t>„September 2024" (mündlich)</w:t>
-            </w:r>
-          </w:p>
-        </w:tc>
-        <w:tc>
-          <w:tcPr>
-            <w:tcW w:type="dxa" w:w="1814"/>
-          </w:tcPr>
-          <w:p>
-            <w:r>
-              <w:rPr>
-                <w:rFonts w:ascii="Times New Roman" w:hAnsi="Times New Roman"/>
-                <w:sz w:val="20"/>
-              </w:rPr>
-              <w:t>mündlich</w:t>
-            </w:r>
-          </w:p>
-        </w:tc>
-        <w:tc>
-          <w:tcPr>
-            <w:tcW w:type="dxa" w:w="1814"/>
-          </w:tcPr>
-          <w:p>
-            <w:r>
-              <w:rPr>
-                <w:rFonts w:ascii="Times New Roman" w:hAnsi="Times New Roman"/>
-                <w:sz w:val="20"/>
-              </w:rPr>
-              <w:t>nein</w:t>
-            </w:r>
-          </w:p>
-        </w:tc>
-        <w:tc>
-          <w:tcPr>
-            <w:tcW w:type="dxa" w:w="1814"/>
-          </w:tcPr>
-          <w:p>
-            <w:r>
-              <w:rPr>
-                <w:rFonts w:ascii="Times New Roman" w:hAnsi="Times New Roman"/>
-                <w:sz w:val="20"/>
-              </w:rPr>
-              <w:t>ca. 24–25 Monate</w:t>
-            </w:r>
-          </w:p>
-        </w:tc>
-      </w:tr>
-      <w:tr>
-        <w:tc>
-          <w:tcPr>
-            <w:tcW w:type="dxa" w:w="1814"/>
-          </w:tcPr>
-          <w:p>
-            <w:r>
-              <w:rPr>
-                <w:rFonts w:ascii="Times New Roman" w:hAnsi="Times New Roman"/>
-                <w:sz w:val="20"/>
-              </w:rPr>
-              <w:t>Verlängerung IV</w:t>
-            </w:r>
-          </w:p>
-        </w:tc>
-        <w:tc>
-          <w:tcPr>
-            <w:tcW w:type="dxa" w:w="1814"/>
-          </w:tcPr>
-          <w:p>
-            <w:r>
-              <w:rPr>
-                <w:rFonts w:ascii="Times New Roman" w:hAnsi="Times New Roman"/>
-                <w:sz w:val="20"/>
-              </w:rPr>
-              <w:t>„Anfang 2025" (mündlich)</w:t>
-            </w:r>
-          </w:p>
-        </w:tc>
-        <w:tc>
-          <w:tcPr>
-            <w:tcW w:type="dxa" w:w="1814"/>
-          </w:tcPr>
-          <w:p>
-            <w:r>
-              <w:rPr>
-                <w:rFonts w:ascii="Times New Roman" w:hAnsi="Times New Roman"/>
-                <w:sz w:val="20"/>
-              </w:rPr>
-              <w:t>mündlich</w:t>
-            </w:r>
-          </w:p>
-        </w:tc>
-        <w:tc>
-          <w:tcPr>
-            <w:tcW w:type="dxa" w:w="1814"/>
-          </w:tcPr>
-          <w:p>
-            <w:r>
-              <w:rPr>
-                <w:rFonts w:ascii="Times New Roman" w:hAnsi="Times New Roman"/>
-                <w:sz w:val="20"/>
-              </w:rPr>
-              <w:t>nein</w:t>
-            </w:r>
-          </w:p>
-        </w:tc>
-        <w:tc>
-          <w:tcPr>
-            <w:tcW w:type="dxa" w:w="1814"/>
-          </w:tcPr>
-          <w:p>
-            <w:r>
-              <w:rPr>
-                <w:rFonts w:ascii="Times New Roman" w:hAnsi="Times New Roman"/>
-                <w:sz w:val="20"/>
-              </w:rPr>
-              <w:t>ca. 30 Monate</w:t>
+              <w:t>25/1187-KÖ/re</w:t>
             </w:r>
           </w:p>
         </w:tc>
       </w:tr>
     </w:tbl>
     <w:p>
-      <w:pPr>
-        <w:spacing w:line="259" w:lineRule="auto" w:after="60"/>
-      </w:pPr>
+      <w:r/>
     </w:p>
     <w:p>
       <w:pPr>
-        <w:pStyle w:val="Heading2"/>
-        <w:spacing w:before="120" w:after="60" w:line="259" w:lineRule="auto"/>
+        <w:pStyle w:val="Title"/>
       </w:pPr>
       <w:r>
-        <w:rPr>
-          <w:rFonts w:ascii="Times New Roman" w:hAnsi="Times New Roman"/>
-          <w:b/>
-          <w:sz w:val="22"/>
-        </w:rPr>
-        <w:t>2. Rechtliche Analyse</w:t>
+        <w:t>Prüfvermerk zur Zusatzfunktion Senior Advisor Konzernprozesse</w:t>
       </w:r>
     </w:p>
     <w:p>
       <w:pPr>
-        <w:pStyle w:val="Heading3"/>
-        <w:spacing w:line="259" w:lineRule="auto" w:after="60"/>
+        <w:pStyle w:val="Heading1"/>
       </w:pPr>
       <w:r>
-        <w:rPr>
-          <w:rFonts w:ascii="Times New Roman" w:hAnsi="Times New Roman"/>
-        </w:rPr>
-        <w:t>2.1 Sachgrundlose Befristung nach § 14 Abs. 2 TzBfG</w:t>
+        <w:t>1. Belegter Vertragsverlauf</w:t>
+      </w:r>
+    </w:p>
+    <w:p>
+      <w:r>
+        <w:t>Die schriftliche Grundvereinbarung läuft vom 15. Februar bis 14. August 2023. Die erste schriftliche Verlängerung umfasst den Zeitraum 15. August 2023 bis 14. Februar 2024, die zweite den Zeitraum 15. Februar bis 14. August 2024. Damit sind zunächst achtzehn Monate schriftlich dokumentiert. Die frühere Aktennotiz, bereits die zweite Verlängerung überschreite zwei Jahre, war rechnerisch unzutreffend und wird nicht weiterverwendet.</w:t>
       </w:r>
     </w:p>
     <w:p>
       <w:pPr>
-        <w:spacing w:line="259" w:lineRule="auto" w:after="60"/>
-        <w:jc w:val="left"/>
+        <w:pStyle w:val="Heading1"/>
       </w:pPr>
       <w:r>
-        <w:t>§ 14 Abs. 2 Satz 1 TzBfG lässt die sachgrundlose Befristung eines Arbeitsvertrags bis zur Gesamtdauer von zwei Jahren zu; bis zu dieser Gesamtdauer ist auch die höchstens dreimalige Verlängerung der sachgrundlosen Befristung zulässig.</w:t>
+        <w:t>2. Tatsächliche Fortsetzung</w:t>
+      </w:r>
+    </w:p>
+    <w:p>
+      <w:r>
+        <w:t>Frau Dr. Körber berichtet von einer mündlichen Aussage des Personalleiters Anfang September 2024. Die Tätigkeit und die Zulagenzahlung liefen jedenfalls bis April 2025 weiter. Ab dem 15. August 2024 fehlt eine beidseitig unterzeichnete Verlängerungsurkunde. Ob eine feste Laufzeit, eine unbefristete Fortsetzung oder nur eine vorläufige Aufgabenwahrnehmung vereinbart wurde, ist anhand von Kommunikation, Abrechnungen und Zeugen zu klären.</w:t>
       </w:r>
     </w:p>
     <w:p>
       <w:pPr>
-        <w:spacing w:line="259" w:lineRule="auto" w:after="60"/>
-        <w:jc w:val="left"/>
+        <w:pStyle w:val="Heading1"/>
       </w:pPr>
       <w:r>
-        <w:t>Hier: Ursprungsvertrag + drei schriftliche Verlängerungen = vier Vertragsphasen. Die dritte Verlängerung (Verlängerung III) begann nach Ablauf der ersten 18 Monate, also zu einem Zeitpunkt, als die Gesamtdauer bereits 18 Monate erreicht hatte. Die Verlängerung bis ca. Ende August 2024 (rechnerisch) hätte die 24-Monatsobergrenze knapp noch eingehalten. Kritisch wird es spätestens bei Verlängerung III:</w:t>
+        <w:t>3. Prüfungsachsen</w:t>
+      </w:r>
+    </w:p>
+    <w:p>
+      <w:r>
+        <w:t>Getrennt zu prüfen sind die Schriftform einer Befristungsabrede, die Höchstdauer einer möglichen sachgrundlosen Befristung, die Zahl der Verlängerungen und die Frage, ob bei einer Verlängerung weitere Vertragsbedingungen verändert wurden. Die Zweijahresgrenze wäre ausgehend vom 15. Februar 2023 erst mit Ablauf des 14. Februar 2025 erreicht. Eine tatsächliche Fortsetzung darüber hinaus ist belegt, ihr Rechtsgrund aber nicht.</w:t>
       </w:r>
     </w:p>
     <w:p>
       <w:pPr>
-        <w:spacing w:line="259" w:lineRule="auto" w:after="60"/>
-        <w:jc w:val="left"/>
+        <w:pStyle w:val="Heading1"/>
       </w:pPr>
       <w:r>
-        <w:rPr>
-          <w:b/>
-        </w:rPr>
-        <w:t>Ab Verlängerung III (September 2024):</w:t>
+        <w:t>4. Beweisquellen</w:t>
       </w:r>
+    </w:p>
+    <w:p>
       <w:r>
-        <w:t xml:space="preserve"> Die sachgrundlose Befristung läuft über 24 Monate hinaus. § 14 Abs. 2 Satz 1 TzBfG erlaubt dies nur, wenn ein Tarifvertrag oder eine auf Tarifvertrag beruhende Betriebs- oder Dienstvereinbarung eine längere Höchstdauer oder mehr Verlängerungen zulässt. Ein solcher Tarifvertrag existiert bei der Steinhoff SE für AT-Mitarbeiter nicht.</w:t>
+        <w:t>Vorhanden sind die drei schriftlichen Urkunden, Gehaltsabrechnungen mit Zulage, Kalendertermine der Prozessrunde und Arbeitsergebnisse. Noch offen sind Personalakte, Freigabevermerke des Vorstands, Aussage der Personalreferentin Miriam Schultes und ein möglicher Entwurf im HR-System. Die behauptete mündliche Aussage Branitz' ist in der gesonderten Aktennotiz 03g festgehalten.</w:t>
       </w:r>
     </w:p>
     <w:p>
       <w:pPr>
-        <w:spacing w:line="259" w:lineRule="auto" w:after="60"/>
-        <w:jc w:val="left"/>
+        <w:pStyle w:val="Heading1"/>
       </w:pPr>
       <w:r>
-        <w:rPr>
-          <w:b/>
-        </w:rPr>
-        <w:t>Rechtsfolge:</w:t>
-      </w:r>
-      <w:r>
-        <w:t xml:space="preserve"> Die Verlängerung III und IV sind nach § 16 Satz 1 TzBfG nichtig; die Befristung gilt insoweit nicht. Der Bestandteil des Arbeitsverhältnisses (Senior-Advisor-Funktion) gilt als auf unbestimmte Zeit vereinbart.</w:t>
+        <w:t>5. Weiteres Vorgehen</w:t>
       </w:r>
     </w:p>
     <w:p>
-      <w:pPr>
-        <w:pStyle w:val="Heading3"/>
-        <w:spacing w:line="259" w:lineRule="auto" w:after="60"/>
-      </w:pPr>
       <w:r>
-        <w:rPr>
-          <w:rFonts w:ascii="Times New Roman" w:hAnsi="Times New Roman"/>
-        </w:rPr>
-        <w:t>2.2 Schriftformverstoß nach § 14 Abs. 4 TzBfG</w:t>
+        <w:t>Vor einer Antragstellung sind der letzte tatsächliche Einsatz, die letzte Zulagenzahlung und die genaue Erklärung zum Fortbestand der Funktion festzustellen. Eine Festlegung zur Rechtsfolge erfolgt erst nach Abschluss dieser Tatsachenprüfung.</w:t>
       </w:r>
     </w:p>
     <w:p>
-      <w:pPr>
-        <w:spacing w:line="259" w:lineRule="auto" w:after="60"/>
-        <w:jc w:val="left"/>
-      </w:pPr>
-      <w:r>
-        <w:t>§ 14 Abs. 4 TzBfG verlangt, dass die Befristungsabrede schriftlich erfolgt (§ 126 BGB). Die Verlängerungen III und IV wurden nach Körbers Angaben mündlich vereinbart. Ein mündlich verlängerter befristeter Vertrag ist nach § 14 Abs. 4 TzBfG formunwirksam; die Befristung ist nichtig, der Vertrag gilt gemäß § 16 Satz 1 TzBfG als auf unbestimmte Zeit geschlossen.</w:t>
-      </w:r>
+      <w:r/>
     </w:p>
     <w:p>
-      <w:pPr>
-        <w:spacing w:line="259" w:lineRule="auto" w:after="60"/>
-        <w:jc w:val="left"/>
-      </w:pPr>
       <w:r>
-        <w:t>Dies bedeutet: Auch wenn man die sachgrundlose Befristung bis 18 oder 24 Monate als wirksam ansieht, sind die mündlichen Verlängerungen formunwirksam.</w:t>
-      </w:r>
-    </w:p>
-    <w:p>
-      <w:pPr>
-        <w:pStyle w:val="Heading3"/>
-        <w:spacing w:line="259" w:lineRule="auto" w:after="60"/>
-      </w:pPr>
-      <w:r>
-        <w:rPr>
-          <w:rFonts w:ascii="Times New Roman" w:hAnsi="Times New Roman"/>
-        </w:rPr>
-        <w:t>2.3 Praktische Konsequenz: Was ist entfristet?</w:t>
-      </w:r>
-    </w:p>
-    <w:p>
-      <w:pPr>
-        <w:spacing w:line="259" w:lineRule="auto" w:after="60"/>
-        <w:jc w:val="left"/>
-      </w:pPr>
-      <w:r>
-        <w:t>Der Senior-Advisor-Anteil (20 % Arbeitszeit, 1.200 EUR Monatszulage) gilt als unbefristet vereinbart. Da Körbers Hauptarbeitsverhältnis ordentlich zum 31.12.2025 gekündigt wurde, ist der Senior-Advisor-Anteil als integraler Bestandteil des Arbeitsverhältnisses davon erfasst.</w:t>
-      </w:r>
-    </w:p>
-    <w:p>
-      <w:pPr>
-        <w:spacing w:line="259" w:lineRule="auto" w:after="60"/>
-        <w:jc w:val="left"/>
-      </w:pPr>
-      <w:r>
-        <w:t>Die praktische Relevanz liegt daher weniger in einer eigenständigen Entfristungsklage (das Arbeitsverhältnis insgesamt läuft bis 31.12.2025) als in der Frage:</w:t>
-      </w:r>
-    </w:p>
-    <w:p>
-      <w:pPr>
-        <w:pStyle w:val="ListNumber"/>
-        <w:spacing w:line="259" w:lineRule="auto" w:after="60"/>
-      </w:pPr>
-      <w:r>
-        <w:rPr>
-          <w:b/>
-        </w:rPr>
-        <w:t>Vergütungsanspruch:</w:t>
-      </w:r>
-      <w:r>
-        <w:t xml:space="preserve"> Körber hat seit September 2024 möglicherweise weiter Anspruch auf die 1.200 EUR Monatszulage, auch wenn die Steinhoff SE die mündliche Verlängerung bestreitet. Bei einer Klage auf Entfristung und Feststellung des Senior-Advisor-Anteils als unbefristet ergibt sich ein monatlicher Nachzahlungsanspruch von 1.200 EUR.</w:t>
-      </w:r>
-    </w:p>
-    <w:p>
-      <w:pPr>
-        <w:pStyle w:val="ListNumber"/>
-        <w:spacing w:line="259" w:lineRule="auto" w:after="60"/>
-      </w:pPr>
-      <w:r>
-        <w:rPr>
-          <w:b/>
-        </w:rPr>
-        <w:t>Streitwert-Hebel:</w:t>
-      </w:r>
-      <w:r>
-        <w:t xml:space="preserve"> Ein eigenständiger Antrag auf Feststellung der Unwirksamkeit der Befristung des Senior-Advisor-Anteils erhöht den Streitwert und damit die Vergleichsmasse.</w:t>
-      </w:r>
-    </w:p>
-    <w:p>
-      <w:pPr>
-        <w:pStyle w:val="ListNumber"/>
-        <w:spacing w:line="259" w:lineRule="auto" w:after="60"/>
-      </w:pPr>
-      <w:r>
-        <w:rPr>
-          <w:b/>
-        </w:rPr>
-        <w:t>Signalwirkung für die Gegenseite:</w:t>
-      </w:r>
-      <w:r>
-        <w:t xml:space="preserve"> Die Geltendmachung des TzBfG-Verstoßes zeigt, dass die Kanzlei alle Streitstränge im Blick hat.</w:t>
-      </w:r>
-    </w:p>
-    <w:p>
-      <w:pPr>
-        <w:spacing w:line="259" w:lineRule="auto" w:after="60"/>
-      </w:pPr>
-    </w:p>
-    <w:p>
-      <w:pPr>
-        <w:pStyle w:val="Heading2"/>
-        <w:spacing w:line="259" w:lineRule="auto" w:after="60"/>
-      </w:pPr>
-      <w:r>
-        <w:rPr>
-          <w:rFonts w:ascii="Times New Roman" w:hAnsi="Times New Roman"/>
-        </w:rPr>
-        <w:t>3. Fristencheck § 17 TzBfG</w:t>
-      </w:r>
-    </w:p>
-    <w:p>
-      <w:pPr>
-        <w:spacing w:line="259" w:lineRule="auto" w:after="60"/>
-        <w:jc w:val="left"/>
-      </w:pPr>
-      <w:r>
-        <w:t>§ 17 Satz 1 TzBfG: Die Klage muss innerhalb von drei Wochen nach dem vereinbarten Ende der Befristung erhoben werden.</w:t>
-      </w:r>
-    </w:p>
-    <w:p>
-      <w:pPr>
-        <w:spacing w:line="259" w:lineRule="auto" w:after="60"/>
-        <w:jc w:val="left"/>
-      </w:pPr>
-      <w:r>
-        <w:t>Das Problem: Wenn die Befristung unwirksam ist (§ 16 Satz 1 TzBfG), gibt es kein „vereinbartes Ende" der letzten Verlängerung im Sinne von § 17 TzBfG — die Befristung ist ex nunc unwirksam. Das BAG hat klargestellt, dass § 17 TzBfG bei mündlicher Vereinbarung ohne schriftliche Fixierung erst mit dem tatsächlichen Vertragsende zu laufen beginnt (BAG 14.12.2016 – 7 AZR 797/14).</w:t>
-      </w:r>
-    </w:p>
-    <w:p>
-      <w:pPr>
-        <w:spacing w:line="259" w:lineRule="auto" w:after="60"/>
-        <w:jc w:val="left"/>
-      </w:pPr>
-      <w:r>
-        <w:t>Da das Arbeitsverhältnis formal noch bis 31.12.2025 läuft und Körber noch beschäftigt ist, besteht kein akuter Fristdruck für eine separate TzBfG-Klage. Gleichwohl sollte der Antrag in die Hauptklage (KSchG) aufgenommen werden, um den Streitwert zu hebeln.</w:t>
-      </w:r>
-    </w:p>
-    <w:p>
-      <w:pPr>
-        <w:spacing w:line="259" w:lineRule="auto" w:after="60"/>
-      </w:pPr>
-    </w:p>
-    <w:p>
-      <w:pPr>
-        <w:pStyle w:val="Heading2"/>
-        <w:spacing w:line="259" w:lineRule="auto" w:after="60"/>
-      </w:pPr>
-      <w:r>
-        <w:rPr>
-          <w:rFonts w:ascii="Times New Roman" w:hAnsi="Times New Roman"/>
-        </w:rPr>
-        <w:t>4. Empfehlung</w:t>
-      </w:r>
-    </w:p>
-    <w:p>
-      <w:pPr>
-        <w:spacing w:line="259" w:lineRule="auto" w:after="60"/>
-        <w:jc w:val="left"/>
-      </w:pPr>
-      <w:r>
-        <w:t>Hilfsantrag in der Klageschrift: Feststellung, dass der Anteil als Senior Advisor Konzernprozesse (Ergänzungsvereinbarung 15.02.2023, zuletzt verlängert) nicht durch Befristung geendet hat, sondern auf unbestimmte Zeit besteht.</w:t>
-      </w:r>
-    </w:p>
-    <w:p>
-      <w:pPr>
-        <w:spacing w:line="259" w:lineRule="auto" w:after="60"/>
-        <w:jc w:val="left"/>
-      </w:pPr>
-      <w:r>
-        <w:t>Dieser Antrag unterstreicht außerdem die wirtschaftliche Abhängigkeit und Eingliederung Körbers in den Konzern, die ein weiteres Argument gegen die Behauptung „keine anderweitige Beschäftigungsmöglichkeit" liefert.</w:t>
-      </w:r>
-    </w:p>
-    <w:p>
-      <w:pPr>
-        <w:spacing w:line="259" w:lineRule="auto" w:after="60"/>
-        <w:jc w:val="left"/>
-      </w:pPr>
-      <w:r>
-        <w:rPr>
-          <w:i/>
-        </w:rPr>
-        <w:t>RA Dr. Jonas Reuß, 05.06.2025</w:t>
+        <w:t>Dr. Jonas Reuß</w:t>
+        <w:br/>
+        <w:t>Rechtsanwalt · Fachanwalt für Arbeitsrecht</w:t>
       </w:r>
     </w:p>
     <w:sectPr>
       <w:headerReference w:type="default" r:id="rId9"/>
       <w:footerReference w:type="default" r:id="rId10"/>
       <w:pgSz w:w="11906" w:h="16838"/>
-      <w:pgMar w:top="1191" w:right="1247" w:bottom="1134" w:left="1361" w:header="720" w:footer="720" w:gutter="0"/>
+      <w:pgMar w:top="1134" w:right="1134" w:bottom="1020" w:left="1247" w:header="720" w:footer="720" w:gutter="0"/>
       <w:cols w:space="720"/>
       <w:docGrid w:linePitch="360"/>
     </w:sectPr>
@@ -810,17 +216,30 @@
   <w:p>
     <w:pPr>
       <w:pStyle w:val="Footer"/>
-      <w:jc w:val="left"/>
-    </w:pPr>
-    <w:r/>
+      <w:jc w:val="right"/>
+    </w:pPr>
     <w:r>
       <w:rPr>
-        <w:rFonts w:ascii="Times New Roman" w:hAnsi="Times New Roman"/>
-        <w:b w:val="0"/>
-        <w:color w:val="777777"/>
-        <w:sz w:val="17"/>
-      </w:rPr>
-      <w:t>Vertraulich | Bearbeitungsstand Juli 2026 | nur zur Aktenbearbeitung</w:t>
+        <w:rFonts w:ascii="Arial" w:hAnsi="Arial"/>
+        <w:sz w:val="16"/>
+      </w:rPr>
+      <w:t xml:space="preserve">16_befristungsanteil_senior_advisor | </w:t>
+    </w:r>
+    <w:r>
+      <w:rPr>
+        <w:rFonts w:ascii="Arial" w:hAnsi="Arial"/>
+        <w:sz w:val="16"/>
+      </w:rPr>
+      <w:t xml:space="preserve">Seite </w:t>
+    </w:r>
+    <w:r>
+      <w:rPr>
+        <w:rFonts w:ascii="Arial" w:hAnsi="Arial"/>
+        <w:sz w:val="16"/>
+      </w:rPr>
+      <w:fldChar w:fldCharType="begin"/>
+      <w:instrText xml:space="preserve"> PAGE </w:instrText>
+      <w:fldChar w:fldCharType="end"/>
     </w:r>
   </w:p>
 </w:ftr>
@@ -831,18 +250,31 @@
   <w:p>
     <w:pPr>
       <w:pStyle w:val="Header"/>
-      <w:jc w:val="left"/>
-    </w:pPr>
-    <w:r/>
+      <w:spacing w:after="20"/>
+    </w:pPr>
     <w:r>
       <w:rPr>
-        <w:rFonts w:ascii="Times New Roman" w:hAnsi="Times New Roman"/>
-        <w:b w:val="0"/>
-        <w:i w:val="0"/>
-        <w:color w:val="666666"/>
-        <w:sz w:val="17"/>
-      </w:rPr>
-      <w:t>Klotzkette Rechtsanwaltsgesellschaft mbH | Arbeitsrechtliche Mandatsakte | Bearbeitungsstand Juli 2026</w:t>
+        <w:rFonts w:ascii="Arial" w:hAnsi="Arial"/>
+        <w:b/>
+        <w:color w:val="5B2831"/>
+        <w:sz w:val="20"/>
+      </w:rPr>
+      <w:t>Reuß · Martens · Schlieper Rechtsanwälte PartG mbB</w:t>
+    </w:r>
+  </w:p>
+  <w:p>
+    <w:pPr>
+      <w:spacing w:after="0"/>
+      <w:pBdr>
+        <w:bottom w:val="single" w:sz="8" w:space="3" w:color="5B2831"/>
+      </w:pBdr>
+    </w:pPr>
+    <w:r>
+      <w:rPr>
+        <w:rFonts w:ascii="Arial" w:hAnsi="Arial"/>
+        <w:sz w:val="16"/>
+      </w:rPr>
+      <w:t>Friedrichstraße 92, 10117 Berlin | Telefon 030 308 74-0 | Telefax 030 308 74-199 | kanzlei@reuss-martens.example.invalid | Berufshaftpflicht: HanseMerkur Allgemeine</w:t>
     </w:r>
   </w:p>
 </w:hdr>
@@ -1211,9 +643,12 @@
     <w:name w:val="Normal"/>
     <w:qFormat/>
     <w:rsid w:val="00FC693F"/>
+    <w:pPr>
+      <w:spacing w:after="120" w:line="259" w:lineRule="auto"/>
+    </w:pPr>
     <w:rPr>
-      <w:rFonts w:ascii="Times New Roman" w:hAnsi="Times New Roman"/>
-      <w:sz w:val="22"/>
+      <w:rFonts w:ascii="Arial" w:hAnsi="Arial"/>
+      <w:sz w:val="21"/>
     </w:rPr>
   </w:style>
   <w:style w:type="paragraph" w:styleId="Header">
@@ -1275,10 +710,11 @@
       <w:outlineLvl w:val="0"/>
     </w:pPr>
     <w:rPr>
-      <w:rFonts w:asciiTheme="majorHAnsi" w:eastAsiaTheme="majorEastAsia" w:hAnsiTheme="majorHAnsi" w:cstheme="majorBidi" w:ascii="Times New Roman" w:hAnsi="Times New Roman"/>
+      <w:rFonts w:asciiTheme="majorHAnsi" w:eastAsiaTheme="majorEastAsia" w:hAnsiTheme="majorHAnsi" w:cstheme="majorBidi" w:ascii="Arial" w:hAnsi="Arial"/>
       <w:b/>
       <w:bCs/>
-      <w:sz w:val="28"/>
+      <w:color w:val="5B2831"/>
+      <w:sz w:val="26"/>
       <w:szCs w:val="28"/>
     </w:rPr>
   </w:style>
@@ -1298,10 +734,11 @@
       <w:outlineLvl w:val="1"/>
     </w:pPr>
     <w:rPr>
-      <w:rFonts w:asciiTheme="majorHAnsi" w:eastAsiaTheme="majorEastAsia" w:hAnsiTheme="majorHAnsi" w:cstheme="majorBidi" w:ascii="Times New Roman" w:hAnsi="Times New Roman"/>
+      <w:rFonts w:asciiTheme="majorHAnsi" w:eastAsiaTheme="majorEastAsia" w:hAnsiTheme="majorHAnsi" w:cstheme="majorBidi" w:ascii="Arial" w:hAnsi="Arial"/>
       <w:b/>
       <w:bCs/>
-      <w:sz w:val="24"/>
+      <w:color w:val="5B2831"/>
+      <w:sz w:val="22"/>
       <w:szCs w:val="26"/>
     </w:rPr>
   </w:style>
@@ -1321,10 +758,10 @@
       <w:outlineLvl w:val="2"/>
     </w:pPr>
     <w:rPr>
-      <w:rFonts w:asciiTheme="majorHAnsi" w:eastAsiaTheme="majorEastAsia" w:hAnsiTheme="majorHAnsi" w:cstheme="majorBidi" w:ascii="Times New Roman" w:hAnsi="Times New Roman"/>
+      <w:rFonts w:asciiTheme="majorHAnsi" w:eastAsiaTheme="majorEastAsia" w:hAnsiTheme="majorHAnsi" w:cstheme="majorBidi"/>
       <w:b/>
       <w:bCs/>
-      <w:sz w:val="22"/>
+      <w:color w:val="4F81BD" w:themeColor="accent1"/>
     </w:rPr>
   </w:style>
   <w:style w:type="paragraph" w:styleId="Heading4">
@@ -1562,12 +999,11 @@
       <w:contextualSpacing/>
     </w:pPr>
     <w:rPr>
-      <w:rFonts w:asciiTheme="majorHAnsi" w:eastAsiaTheme="majorEastAsia" w:hAnsiTheme="majorHAnsi" w:cstheme="majorBidi" w:ascii="Times New Roman" w:hAnsi="Times New Roman"/>
-      <w:b/>
-      <w:color w:val="17365D" w:themeColor="text2" w:themeShade="BF"/>
+      <w:rFonts w:asciiTheme="majorHAnsi" w:eastAsiaTheme="majorEastAsia" w:hAnsiTheme="majorHAnsi" w:cstheme="majorBidi" w:ascii="Arial" w:hAnsi="Arial"/>
+      <w:color w:val="5B2831"/>
       <w:spacing w:val="5"/>
       <w:kern w:val="28"/>
-      <w:sz w:val="30"/>
+      <w:sz w:val="34"/>
       <w:szCs w:val="52"/>
     </w:rPr>
   </w:style>
